--- a/Streams/ReadableStream/index.docx
+++ b/Streams/ReadableStream/index.docx
@@ -6,14 +6,27 @@
       <w:pPr>
         <w:pStyle w:val="1"/>
       </w:pPr>
-      <w:hyperlink r:id="rId7" w:history="1">
-        <w:r>
-          <w:rPr>
-            <w:rStyle w:val="a7"/>
-          </w:rPr>
-          <w:t>ReadableStream</w:t>
-        </w:r>
-      </w:hyperlink>
+      <w:r>
+        <w:fldChar w:fldCharType="begin"/>
+      </w:r>
+      <w:r>
+        <w:instrText>HYPERLINK "https://developer.mozilla.org/en-US/docs/Web/API/ReadableStream"</w:instrText>
+      </w:r>
+      <w:r>
+        <w:fldChar w:fldCharType="separate"/>
+      </w:r>
+      <w:r>
+        <w:rPr>
+          <w:rStyle w:val="a7"/>
+        </w:rPr>
+        <w:t>ReadableStream</w:t>
+      </w:r>
+      <w:r>
+        <w:rPr>
+          <w:rStyle w:val="a7"/>
+        </w:rPr>
+        <w:fldChar w:fldCharType="end"/>
+      </w:r>
     </w:p>
     <w:p>
       <w:pPr>
@@ -27,65 +40,95 @@
       </w:r>
     </w:p>
     <w:p>
-      <w:r>
-        <w:t xml:space="preserve">Streams API </w:t>
-      </w:r>
+      <w:proofErr w:type="spellStart"/>
+      <w:r>
+        <w:t>StreamsAPI</w:t>
+      </w:r>
+      <w:proofErr w:type="spellEnd"/>
       <w:r>
         <w:t>中的</w:t>
       </w:r>
-      <w:r>
-        <w:t xml:space="preserve"> ReadableStream </w:t>
-      </w:r>
+      <w:proofErr w:type="spellStart"/>
+      <w:r>
+        <w:t>ReadableStream</w:t>
+      </w:r>
+      <w:proofErr w:type="spellEnd"/>
       <w:r>
         <w:t>接口表示一个可读的字节数据流。</w:t>
       </w:r>
       <w:r>
-        <w:t xml:space="preserve">Fetch API </w:t>
+        <w:t>Fetch</w:t>
+      </w:r>
+      <w:r>
+        <w:rPr>
+          <w:rFonts w:hint="eastAsia"/>
+        </w:rPr>
+        <w:t xml:space="preserve"> </w:t>
+      </w:r>
+      <w:r>
+        <w:t>API</w:t>
       </w:r>
       <w:r>
         <w:t>通过</w:t>
       </w:r>
       <w:r>
-        <w:t xml:space="preserve"> Response </w:t>
+        <w:t>Response</w:t>
       </w:r>
       <w:r>
         <w:t>对象的</w:t>
       </w:r>
       <w:r>
-        <w:t xml:space="preserve"> body </w:t>
+        <w:t>body</w:t>
       </w:r>
       <w:r>
         <w:t>属性提供了一个具体的</w:t>
       </w:r>
-      <w:r>
-        <w:t xml:space="preserve"> ReadableStream </w:t>
-      </w:r>
+      <w:proofErr w:type="spellStart"/>
+      <w:r>
+        <w:t>ReadableStream</w:t>
+      </w:r>
+      <w:proofErr w:type="spellEnd"/>
       <w:r>
         <w:t>实例。</w:t>
       </w:r>
     </w:p>
     <w:p>
+      <w:proofErr w:type="spellStart"/>
       <w:r>
         <w:rPr>
           <w:rFonts w:hint="eastAsia"/>
         </w:rPr>
         <w:t>ReadableStream</w:t>
       </w:r>
+      <w:proofErr w:type="spellEnd"/>
       <w:r>
         <w:rPr>
           <w:rFonts w:hint="eastAsia"/>
         </w:rPr>
         <w:t>是一个</w:t>
       </w:r>
-      <w:hyperlink r:id="rId8" w:history="1">
-        <w:r>
-          <w:rPr>
-            <w:rStyle w:val="a7"/>
-            <w:rFonts w:hint="eastAsia"/>
-          </w:rPr>
-          <w:t>可传输对象</w:t>
-        </w:r>
-      </w:hyperlink>
+      <w:r>
+        <w:fldChar w:fldCharType="begin"/>
+      </w:r>
+      <w:r>
+        <w:instrText>HYPERLINK "https://developer.mozilla.org/en-US/docs/Web/API/Web_Workers_API/Transferable_objects"</w:instrText>
+      </w:r>
+      <w:r>
+        <w:fldChar w:fldCharType="separate"/>
+      </w:r>
+      <w:r>
+        <w:rPr>
+          <w:rStyle w:val="a7"/>
+          <w:rFonts w:hint="eastAsia"/>
+        </w:rPr>
+        <w:t>可传输对象</w:t>
+      </w:r>
+      <w:r>
+        <w:rPr>
+          <w:rStyle w:val="a7"/>
+        </w:rPr>
+        <w:fldChar w:fldCharType="end"/>
+      </w:r>
     </w:p>
     <w:p>
       <w:pPr>
@@ -121,8 +164,13 @@
       </w:r>
     </w:p>
     <w:p>
-      <w:r>
-        <w:t xml:space="preserve">ReadableStream() </w:t>
+      <w:proofErr w:type="spellStart"/>
+      <w:r>
+        <w:t>ReadableStream</w:t>
+      </w:r>
+      <w:proofErr w:type="spellEnd"/>
+      <w:r>
+        <w:t>()</w:t>
       </w:r>
       <w:r>
         <w:t>创建并返回一个可读流对象，使用给定的处理程序。</w:t>
@@ -194,9 +242,11 @@
             <w:pPr>
               <w:pStyle w:val="af1"/>
             </w:pPr>
+            <w:proofErr w:type="spellStart"/>
             <w:r>
               <w:t>underlyingSource</w:t>
             </w:r>
+            <w:proofErr w:type="spellEnd"/>
             <w:r>
               <w:t>可选</w:t>
             </w:r>
@@ -300,7 +350,15 @@
                     <w:pStyle w:val="af1"/>
                   </w:pPr>
                   <w:r>
-                    <w:t>构建时调用，定义流源访问和设置。异步时返回承诺。</w:t>
+                    <w:t>构建时调用，定义</w:t>
+                  </w:r>
+                  <w:proofErr w:type="gramStart"/>
+                  <w:r>
+                    <w:t>流源访问</w:t>
+                  </w:r>
+                  <w:proofErr w:type="gramEnd"/>
+                  <w:r>
+                    <w:t>和设置。异步时返回承诺。</w:t>
                   </w:r>
                 </w:p>
               </w:tc>
@@ -385,8 +443,13 @@
                   <w:pPr>
                     <w:pStyle w:val="af1"/>
                   </w:pPr>
+                  <w:proofErr w:type="gramStart"/>
                   <w:r>
-                    <w:t>流取消时调用，释放流源。异步时返回承诺。</w:t>
+                    <w:t>流取消</w:t>
+                  </w:r>
+                  <w:proofErr w:type="gramEnd"/>
+                  <w:r>
+                    <w:t>时调用，释放流源。异步时返回承诺。</w:t>
                   </w:r>
                 </w:p>
               </w:tc>
@@ -432,14 +495,16 @@
                     <w:t>控制流类型，</w:t>
                   </w:r>
                   <w:r>
-                    <w:t xml:space="preserve">bytes </w:t>
+                    <w:t>bytes</w:t>
                   </w:r>
                   <w:r>
                     <w:t>时为</w:t>
                   </w:r>
+                  <w:proofErr w:type="spellStart"/>
                   <w:r>
                     <w:t>ReadableByteStreamController</w:t>
                   </w:r>
+                  <w:proofErr w:type="spellEnd"/>
                   <w:r>
                     <w:t>。</w:t>
                   </w:r>
@@ -463,9 +528,11 @@
                     <w:pStyle w:val="af1"/>
                     <w:spacing w:line="240" w:lineRule="auto"/>
                   </w:pPr>
+                  <w:proofErr w:type="spellStart"/>
                   <w:r>
                     <w:t>autoAllocateChunkSize</w:t>
                   </w:r>
+                  <w:proofErr w:type="spellEnd"/>
                 </w:p>
               </w:tc>
               <w:tc>
@@ -512,9 +579,11 @@
             <w:pPr>
               <w:pStyle w:val="af1"/>
             </w:pPr>
+            <w:proofErr w:type="spellStart"/>
             <w:r>
               <w:t>queuingStrategy</w:t>
             </w:r>
+            <w:proofErr w:type="spellEnd"/>
             <w:r>
               <w:t>可选</w:t>
             </w:r>
@@ -595,9 +664,11 @@
                   <w:pPr>
                     <w:pStyle w:val="af1"/>
                   </w:pPr>
+                  <w:proofErr w:type="spellStart"/>
                   <w:r>
                     <w:t>highWaterMark</w:t>
                   </w:r>
+                  <w:proofErr w:type="spellEnd"/>
                 </w:p>
               </w:tc>
               <w:tc>
@@ -613,18 +684,23 @@
                 <w:p>
                   <w:pPr>
                     <w:pStyle w:val="af1"/>
-                    <w:rPr>
-                      <w:rFonts w:hint="eastAsia"/>
-                    </w:rPr>
                   </w:pPr>
                   <w:r>
                     <w:t>一个非负整数</w:t>
                   </w:r>
                   <w:r>
-                    <w:t xml:space="preserve"> — </w:t>
+                    <w:t>—</w:t>
                   </w:r>
                   <w:r>
-                    <w:t>这定义了在应用背压之前内部队列中可以包含的块的总数。</w:t>
+                    <w:t>这定义了在应用</w:t>
+                  </w:r>
+                  <w:proofErr w:type="gramStart"/>
+                  <w:r>
+                    <w:t>背压之前</w:t>
+                  </w:r>
+                  <w:proofErr w:type="gramEnd"/>
+                  <w:r>
+                    <w:t>内部队列中可以包含的块的总数。</w:t>
                   </w:r>
                   <w:r>
                     <w:rPr>
@@ -679,7 +755,7 @@
                     <w:t>的方法</w:t>
                   </w:r>
                   <w:r>
-                    <w:t xml:space="preserve"> — </w:t>
+                    <w:t>—</w:t>
                   </w:r>
                   <w:r>
                     <w:t>这表示每个块的大小，以字节为单位。</w:t>
@@ -709,21 +785,22 @@
       </w:r>
     </w:p>
     <w:p>
-      <w:r>
-        <w:t>ReadableStream.from()</w:t>
-      </w:r>
-      <w:r>
-        <w:t>（实验性）</w:t>
-      </w:r>
-      <w:r>
-        <w:t xml:space="preserve"> </w:t>
-      </w:r>
-      <w:r>
-        <w:t>从提供的可迭代对象或异步可迭代对象（例如数组、集合、异步生成器等）返回</w:t>
-      </w:r>
-      <w:r>
-        <w:t xml:space="preserve"> ReadableStream</w:t>
-      </w:r>
+      <w:proofErr w:type="spellStart"/>
+      <w:r>
+        <w:t>ReadableStream.from</w:t>
+      </w:r>
+      <w:proofErr w:type="spellEnd"/>
+      <w:r>
+        <w:t>()</w:t>
+      </w:r>
+      <w:r>
+        <w:t>（实验性）从提供的可迭代对象或异步可迭代对象（例如数组、集合、异步生成器等）返回</w:t>
+      </w:r>
+      <w:proofErr w:type="spellStart"/>
+      <w:r>
+        <w:t>ReadableStream</w:t>
+      </w:r>
+      <w:proofErr w:type="spellEnd"/>
       <w:r>
         <w:t>。</w:t>
       </w:r>
@@ -741,17 +818,13 @@
       </w:r>
     </w:p>
     <w:p>
+      <w:proofErr w:type="spellStart"/>
       <w:r>
         <w:t>ReadableStream.locked</w:t>
       </w:r>
-      <w:r>
-        <w:t>（只读）</w:t>
-      </w:r>
-      <w:r>
-        <w:t xml:space="preserve"> </w:t>
-      </w:r>
-      <w:r>
-        <w:t>返回一个布尔值，指示可读流是否被锁定到一个读取器。</w:t>
+      <w:proofErr w:type="spellEnd"/>
+      <w:r>
+        <w:t>（只读）返回一个布尔值，指示可读流是否被锁定到一个读取器。</w:t>
       </w:r>
     </w:p>
     <w:p>
@@ -766,36 +839,59 @@
       </w:r>
     </w:p>
     <w:p>
-      <w:r>
-        <w:t xml:space="preserve">ReadableStream.cancel() </w:t>
+      <w:proofErr w:type="spellStart"/>
+      <w:r>
+        <w:t>ReadableStream.cancel</w:t>
+      </w:r>
+      <w:proofErr w:type="spellEnd"/>
+      <w:r>
+        <w:t>()</w:t>
       </w:r>
       <w:r>
         <w:t>返回一个</w:t>
       </w:r>
       <w:r>
-        <w:t xml:space="preserve"> Promise</w:t>
+        <w:t>Promise</w:t>
       </w:r>
       <w:r>
         <w:t>，该</w:t>
       </w:r>
       <w:r>
-        <w:t xml:space="preserve"> Promise </w:t>
-      </w:r>
-      <w:r>
-        <w:t>在流被取消时解析。调用此方法表示消费者对流的兴趣减少。提供的原因参数将传递给底层源，该源可能会使用或不使用它。</w:t>
+        <w:t>Promise</w:t>
+      </w:r>
+      <w:r>
+        <w:t>在流被取消时解析。调用此方法表示消费者对流的兴趣减少。提供的原因参数将传递给底层源，</w:t>
+      </w:r>
+      <w:proofErr w:type="gramStart"/>
+      <w:r>
+        <w:t>该源可能</w:t>
+      </w:r>
+      <w:proofErr w:type="gramEnd"/>
+      <w:r>
+        <w:t>会使用或不使用它。</w:t>
       </w:r>
     </w:p>
     <w:p>
-      <w:r>
-        <w:t xml:space="preserve">ReadableStream.getReader() </w:t>
+      <w:proofErr w:type="spellStart"/>
+      <w:r>
+        <w:t>ReadableStream.getReader</w:t>
+      </w:r>
+      <w:proofErr w:type="spellEnd"/>
+      <w:r>
+        <w:t>()</w:t>
       </w:r>
       <w:r>
         <w:t>创建一个读取器并将流锁定到它。在流被锁定时，其他读取器无法获取，直到此读取器被释放。</w:t>
       </w:r>
     </w:p>
     <w:p>
-      <w:r>
-        <w:t xml:space="preserve">ReadableStream.pipeThrough() </w:t>
+      <w:proofErr w:type="spellStart"/>
+      <w:r>
+        <w:t>ReadableStream.pipeThrough</w:t>
+      </w:r>
+      <w:proofErr w:type="spellEnd"/>
+      <w:r>
+        <w:t>()</w:t>
       </w:r>
       <w:r>
         <w:t>提供了一种通过变换流或任何其他可写</w:t>
@@ -808,59 +904,83 @@
       </w:r>
     </w:p>
     <w:p>
-      <w:r>
-        <w:t xml:space="preserve">ReadableStream.pipeTo() </w:t>
+      <w:proofErr w:type="spellStart"/>
+      <w:r>
+        <w:t>ReadableStream.pipeTo</w:t>
+      </w:r>
+      <w:proofErr w:type="spellEnd"/>
+      <w:r>
+        <w:t>()</w:t>
       </w:r>
       <w:r>
         <w:t>将当前</w:t>
       </w:r>
-      <w:r>
-        <w:t xml:space="preserve"> ReadableStream </w:t>
-      </w:r>
+      <w:proofErr w:type="spellStart"/>
+      <w:r>
+        <w:t>ReadableStream</w:t>
+      </w:r>
+      <w:proofErr w:type="spellEnd"/>
       <w:r>
         <w:t>管道到给定的</w:t>
       </w:r>
-      <w:r>
-        <w:t xml:space="preserve"> WritableStream</w:t>
-      </w:r>
+      <w:proofErr w:type="spellStart"/>
+      <w:r>
+        <w:t>WritableStream</w:t>
+      </w:r>
+      <w:proofErr w:type="spellEnd"/>
       <w:r>
         <w:t>，并返回一个</w:t>
       </w:r>
       <w:r>
-        <w:t xml:space="preserve"> Promise</w:t>
+        <w:t>Promise</w:t>
       </w:r>
       <w:r>
         <w:t>，该</w:t>
       </w:r>
       <w:r>
-        <w:t xml:space="preserve"> Promise </w:t>
+        <w:t>Promise</w:t>
       </w:r>
       <w:r>
         <w:t>在管道过程成功完成时解析，或在遇到任何错误时拒绝。</w:t>
       </w:r>
     </w:p>
     <w:p>
-      <w:r>
-        <w:t xml:space="preserve">ReadableStream.tee() tee </w:t>
+      <w:proofErr w:type="spellStart"/>
+      <w:r>
+        <w:t>ReadableStream.tee</w:t>
+      </w:r>
+      <w:proofErr w:type="spellEnd"/>
+      <w:r>
+        <w:t>()tee</w:t>
       </w:r>
       <w:r>
         <w:t>方法将此可读流分成两个分支，返回一个包含两个结果分支的两个元素数组，这两个分支都是新的</w:t>
       </w:r>
-      <w:r>
-        <w:t xml:space="preserve"> ReadableStream </w:t>
-      </w:r>
-      <w:r>
-        <w:t>实例。这两个流都接收相同的传入数据。</w:t>
+      <w:proofErr w:type="spellStart"/>
+      <w:r>
+        <w:t>ReadableStream</w:t>
+      </w:r>
+      <w:proofErr w:type="spellEnd"/>
+      <w:r>
+        <w:t>实例。这</w:t>
+      </w:r>
+      <w:proofErr w:type="gramStart"/>
+      <w:r>
+        <w:t>两个流都接收</w:t>
+      </w:r>
+      <w:proofErr w:type="gramEnd"/>
+      <w:r>
+        <w:t>相同的传入数据。</w:t>
       </w:r>
     </w:p>
     <w:p/>
     <w:sectPr>
-      <w:headerReference w:type="even" r:id="rId9"/>
-      <w:headerReference w:type="default" r:id="rId10"/>
-      <w:footerReference w:type="even" r:id="rId11"/>
-      <w:footerReference w:type="default" r:id="rId12"/>
-      <w:headerReference w:type="first" r:id="rId13"/>
-      <w:footerReference w:type="first" r:id="rId14"/>
+      <w:headerReference w:type="even" r:id="rId7"/>
+      <w:headerReference w:type="default" r:id="rId8"/>
+      <w:footerReference w:type="even" r:id="rId9"/>
+      <w:footerReference w:type="default" r:id="rId10"/>
+      <w:headerReference w:type="first" r:id="rId11"/>
+      <w:footerReference w:type="first" r:id="rId12"/>
       <w:pgSz w:w="11906" w:h="16838"/>
       <w:pgMar w:top="1440" w:right="1800" w:bottom="1440" w:left="1800" w:header="720" w:footer="720" w:gutter="0"/>
       <w:pgNumType w:start="1"/>
@@ -963,6 +1083,7 @@
         <w:docPartUnique/>
       </w:docPartObj>
     </w:sdtPr>
+    <w:sdtEndPr/>
     <w:sdtContent>
       <w:p>
         <w:pPr>
